--- a/Programacion II/Clases/Clase 2 - Colecciones dinamicas ArrayList/Taller Estudiante Clase 2 - Repaso Java y POO.docx
+++ b/Programacion II/Clases/Clase 2 - Colecciones dinamicas ArrayList/Taller Estudiante Clase 2 - Repaso Java y POO.docx
@@ -725,7 +725,7 @@
           <w:color w:val="1f1f1f"/>
           <w:rtl w:val="0"/>
         </w:rPr>
-        <w:t xml:space="preserve">Sube tus archivos .java o el link de tu plataforma Cloud al Campus Virtual (Fecha límite: Domingo 11:59 PM).</w:t>
+        <w:t>Sube tus archivos .java o el link de tu plataforma Cloud al ExamLab (Fecha límite: Domingo 11:59 PM).</w:t>
       </w:r>
     </w:p>
     <w:sectPr>
